--- a/src/content/poetry/23-pora/ru.docx
+++ b/src/content/poetry/23-pora/ru.docx
@@ -8,6 +8,25 @@
         <w:jc w:val="left"/>
       </w:pPr>
       <w:r>
+        <w:rPr>
+          <w:bCs/>
+          <w:b/>
+        </w:rPr>
+        <w:t xml:space="preserve">Пора</w:t>
+      </w:r>
+    </w:p>
+    <w:p>
+      <w:pPr>
+        <w:pStyle w:val="a3"/>
+        <w:jc w:val="left"/>
+      </w:pPr>
+    </w:p>
+    <w:p>
+      <w:pPr>
+        <w:pStyle w:val="a3"/>
+        <w:jc w:val="left"/>
+      </w:pPr>
+      <w:r>
         <w:t xml:space="preserve">Пора… пора… да, вы все здесь, </w:t>
       </w:r>
     </w:p>
@@ -347,29 +366,19 @@
     </w:p>
     <w:p>
       <w:pPr>
-        <w:pStyle w:val="a3"/>
-        <w:jc w:val="left"/>
-      </w:pPr>
-    </w:p>
-    <w:p>
-      <w:pPr>
-        <w:pStyle w:val="a3"/>
-        <w:jc w:val="left"/>
-      </w:pPr>
-      <w:proofErr w:type="spellStart"/>
-      <w:r>
-        <w:t>Панкратиус</w:t>
-      </w:r>
-      <w:proofErr w:type="spellEnd"/>
-      <w:r>
-        <w:t>. 25.09.2024</w:t>
-      </w:r>
-    </w:p>
-    <w:p>
-      <w:pPr>
-        <w:pStyle w:val="a3"/>
-        <w:jc w:val="left"/>
-      </w:pPr>
+        <w:spacing w:before="200"/>
+        <w:rPr>
+          <w:i/>
+          <w:iCs/>
+        </w:rPr>
+      </w:pPr>
+      <w:r>
+        <w:rPr>
+          <w:i/>
+          <w:iCs/>
+        </w:rPr>
+        <w:t xml:space="preserve">25.09.2024, Сергей Панкратиус</w:t>
+      </w:r>
     </w:p>
     <w:sectPr>
       <w:pgSz w:w="11906" w:h="16838"/>
